--- a/fuentes/CF1_63340071_DU.docx
+++ b/fuentes/CF1_63340071_DU.docx
@@ -14263,7 +14263,7 @@
                 <w:rPr>
                   <w:rStyle w:val="Hipervnculo"/>
                 </w:rPr>
-                <w:t>https://alianzapacifico.net/assets/gallery/Terminologia-y-Metodologia-para-la-Homologacion-Version-Final.pdf</w:t>
+                <w:t>https://alianzapacifico.net/wp-content/uploads/Terminologia-y-Metodologia-para-la-Homologacion-Version-Final.pdf</w:t>
               </w:r>
             </w:hyperlink>
           </w:p>
@@ -16627,7 +16627,7 @@
         <v:path o:extrusionok="f" gradientshapeok="t" o:connecttype="rect"/>
         <o:lock v:ext="edit" aspectratio="t"/>
       </v:shapetype>
-      <v:shape id="_x0000_i1077" type="#_x0000_t75" style="width:10.75pt;height:10.75pt" o:bullet="t">
+      <v:shape id="_x0000_i1034" type="#_x0000_t75" style="width:10.75pt;height:10.75pt" o:bullet="t">
         <v:imagedata r:id="rId1" o:title="mso8C56"/>
       </v:shape>
     </w:pict>
@@ -23398,14 +23398,12 @@
 </file>
 
 <file path=customXml/item2.xml><?xml version="1.0" encoding="utf-8"?>
-<p:properties xmlns:p="http://schemas.microsoft.com/office/2006/metadata/properties" xmlns:xsi="http://www.w3.org/2001/XMLSchema-instance" xmlns:pc="http://schemas.microsoft.com/office/infopath/2007/PartnerControls">
-  <documentManagement>
-    <TaxCatchAll xmlns="cb45339b-ced9-4d0d-8f64-77573914d53b" xsi:nil="true"/>
-    <lcf76f155ced4ddcb4097134ff3c332f xmlns="43a3ca16-9c26-4813-b83f-4aec9927b43f">
-      <Terms xmlns="http://schemas.microsoft.com/office/infopath/2007/PartnerControls"/>
-    </lcf76f155ced4ddcb4097134ff3c332f>
-  </documentManagement>
-</p:properties>
+<?mso-contentType ?>
+<FormTemplates xmlns="http://schemas.microsoft.com/sharepoint/v3/contenttype/forms">
+  <Display>DocumentLibraryForm</Display>
+  <Edit>DocumentLibraryForm</Edit>
+  <New>DocumentLibraryForm</New>
+</FormTemplates>
 </file>
 
 <file path=customXml/item3.xml><?xml version="1.0" encoding="utf-8"?>
@@ -23644,12 +23642,14 @@
 </file>
 
 <file path=customXml/item4.xml><?xml version="1.0" encoding="utf-8"?>
-<?mso-contentType ?>
-<FormTemplates xmlns="http://schemas.microsoft.com/sharepoint/v3/contenttype/forms">
-  <Display>DocumentLibraryForm</Display>
-  <Edit>DocumentLibraryForm</Edit>
-  <New>DocumentLibraryForm</New>
-</FormTemplates>
+<p:properties xmlns:p="http://schemas.microsoft.com/office/2006/metadata/properties" xmlns:xsi="http://www.w3.org/2001/XMLSchema-instance" xmlns:pc="http://schemas.microsoft.com/office/infopath/2007/PartnerControls">
+  <documentManagement>
+    <TaxCatchAll xmlns="cb45339b-ced9-4d0d-8f64-77573914d53b" xsi:nil="true"/>
+    <lcf76f155ced4ddcb4097134ff3c332f xmlns="43a3ca16-9c26-4813-b83f-4aec9927b43f">
+      <Terms xmlns="http://schemas.microsoft.com/office/infopath/2007/PartnerControls"/>
+    </lcf76f155ced4ddcb4097134ff3c332f>
+  </documentManagement>
+</p:properties>
 </file>
 
 <file path=customXml/itemProps1.xml><?xml version="1.0" encoding="utf-8"?>
@@ -23661,12 +23661,9 @@
 </file>
 
 <file path=customXml/itemProps2.xml><?xml version="1.0" encoding="utf-8"?>
-<ds:datastoreItem xmlns:ds="http://schemas.openxmlformats.org/officeDocument/2006/customXml" ds:itemID="{26259216-AD86-464A-AEAD-95B1F9E17392}">
+<ds:datastoreItem xmlns:ds="http://schemas.openxmlformats.org/officeDocument/2006/customXml" ds:itemID="{D00A4A46-BDBD-48AC-87B9-2BA42D9CC06F}">
   <ds:schemaRefs>
-    <ds:schemaRef ds:uri="http://schemas.microsoft.com/office/2006/metadata/properties"/>
-    <ds:schemaRef ds:uri="http://schemas.microsoft.com/office/infopath/2007/PartnerControls"/>
-    <ds:schemaRef ds:uri="cb45339b-ced9-4d0d-8f64-77573914d53b"/>
-    <ds:schemaRef ds:uri="43a3ca16-9c26-4813-b83f-4aec9927b43f"/>
+    <ds:schemaRef ds:uri="http://schemas.microsoft.com/sharepoint/v3/contenttype/forms"/>
   </ds:schemaRefs>
 </ds:datastoreItem>
 </file>
@@ -23691,9 +23688,12 @@
 </file>
 
 <file path=customXml/itemProps4.xml><?xml version="1.0" encoding="utf-8"?>
-<ds:datastoreItem xmlns:ds="http://schemas.openxmlformats.org/officeDocument/2006/customXml" ds:itemID="{D00A4A46-BDBD-48AC-87B9-2BA42D9CC06F}">
+<ds:datastoreItem xmlns:ds="http://schemas.openxmlformats.org/officeDocument/2006/customXml" ds:itemID="{26259216-AD86-464A-AEAD-95B1F9E17392}">
   <ds:schemaRefs>
-    <ds:schemaRef ds:uri="http://schemas.microsoft.com/sharepoint/v3/contenttype/forms"/>
+    <ds:schemaRef ds:uri="http://schemas.microsoft.com/office/2006/metadata/properties"/>
+    <ds:schemaRef ds:uri="http://schemas.microsoft.com/office/infopath/2007/PartnerControls"/>
+    <ds:schemaRef ds:uri="cb45339b-ced9-4d0d-8f64-77573914d53b"/>
+    <ds:schemaRef ds:uri="43a3ca16-9c26-4813-b83f-4aec9927b43f"/>
   </ds:schemaRefs>
 </ds:datastoreItem>
 </file>